--- a/Biooil_Data_ML_Submission_Packages/02_Energy_and_AI/00_SUBMISSION_README.docx
+++ b/Biooil_Data_ML_Submission_Packages/02_Energy_and_AI/00_SUBMISSION_README.docx
@@ -40,7 +40,7 @@
     <w:p/>
     <w:p>
       <w:r>
-        <w:t>This is the strongest second target if the manuscript is framed around AI methodology for an energy-conversion soft sensor. The data-availability section should be shorter than in the Bioresource Technology version. The novelty should emphasize inverse learning, non-unique thermodynamic mappings, group-aware validation, and the practical limits of deploying AI under sparse composition data.</w:t>
+        <w:t>This is the strongest second target if the manuscript is framed around AI methodology for an energy-conversion soft sensor. The novelty should emphasize Cantera-generated synthetic data, inverse learning, non-unique thermodynamic mappings, soft-sensor deployment, and future MPC integration.</w:t>
       </w:r>
     </w:p>
     <w:p/>
@@ -55,7 +55,7 @@
     <w:p/>
     <w:p>
       <w:r>
-        <w:t>Use the manuscript as an AI-enabled inverse soft-sensor study for bio-oil steam reforming. The SQL audit becomes the data-scarcity motivation and a reproducibility/data-quality layer.</w:t>
+        <w:t>Use the manuscript as an AI-enabled inverse soft-sensor study for bio-oil steam reforming. The literature-derived bio-oil database becomes the feed-composition source for Cantera synthetic data generation.</w:t>
       </w:r>
     </w:p>
     <w:p/>
@@ -67,7 +67,7 @@
     <w:p/>
     <w:p>
       <w:r>
-        <w:t>AI-enabled inverse prediction of bio-oil composition from steam reforming syngas under data availability constraints</w:t>
+        <w:t>AI-enabled soft sensor for bio-oil steam reforming using Cantera-generated data and inverse syngas-to-composition prediction</w:t>
       </w:r>
     </w:p>
     <w:p/>
@@ -76,6 +76,7 @@
         <w:pStyle w:val="Balk2"/>
       </w:pPr>
       <w:r>
+        <w:lastRenderedPageBreak/>
         <w:t>Journal-specific requirements reflected here</w:t>
       </w:r>
     </w:p>
@@ -340,7 +341,6 @@
         <w:t>Run MLP group split if time allows; otherwise clearly label the current group split as an ExtraTrees audit.</w:t>
       </w:r>
     </w:p>
-    <w:p/>
     <w:p/>
     <w:sectPr>
       <w:pgSz w:w="12240" w:h="15840"/>
@@ -355,7 +355,7 @@
 <file path=word/numbering.xml><?xml version="1.0" encoding="utf-8"?>
 <w:numbering xmlns:wpc="http://schemas.microsoft.com/office/word/2010/wordprocessingCanvas" xmlns:cx="http://schemas.microsoft.com/office/drawing/2014/chartex" xmlns:cx1="http://schemas.microsoft.com/office/drawing/2015/9/8/chartex" xmlns:cx2="http://schemas.microsoft.com/office/drawing/2015/10/21/chartex" xmlns:cx3="http://schemas.microsoft.com/office/drawing/2016/5/9/chartex" xmlns:cx4="http://schemas.microsoft.com/office/drawing/2016/5/10/chartex" xmlns:cx5="http://schemas.microsoft.com/office/drawing/2016/5/11/chartex" xmlns:cx6="http://schemas.microsoft.com/office/drawing/2016/5/12/chartex" xmlns:cx7="http://schemas.microsoft.com/office/drawing/2016/5/13/chartex" xmlns:cx8="http://schemas.microsoft.com/office/drawing/2016/5/14/chartex" xmlns:mc="http://schemas.openxmlformats.org/markup-compatibility/2006" xmlns:aink="http://schemas.microsoft.com/office/drawing/2016/ink" xmlns:am3d="http://schemas.microsoft.com/office/drawing/2017/model3d" xmlns:o="urn:schemas-microsoft-com:office:office" xmlns:oel="http://schemas.microsoft.com/office/2019/extlst" xmlns:r="http://schemas.openxmlformats.org/officeDocument/2006/relationships" xmlns:m="http://schemas.openxmlformats.org/officeDocument/2006/math" xmlns:v="urn:schemas-microsoft-com:vml" xmlns:wp14="http://schemas.microsoft.com/office/word/2010/wordprocessingDrawing" xmlns:wp="http://schemas.openxmlformats.org/drawingml/2006/wordprocessingDrawing" xmlns:w10="urn:schemas-microsoft-com:office:word" xmlns:w="http://schemas.openxmlformats.org/wordprocessingml/2006/main" xmlns:w14="http://schemas.microsoft.com/office/word/2010/wordml" xmlns:w15="http://schemas.microsoft.com/office/word/2012/wordml" xmlns:w16cex="http://schemas.microsoft.com/office/word/2018/wordml/cex" xmlns:w16cid="http://schemas.microsoft.com/office/word/2016/wordml/cid" xmlns:w16="http://schemas.microsoft.com/office/word/2018/wordml" xmlns:w16du="http://schemas.microsoft.com/office/word/2023/wordml/word16du" xmlns:w16sdtdh="http://schemas.microsoft.com/office/word/2020/wordml/sdtdatahash" xmlns:w16sdtfl="http://schemas.microsoft.com/office/word/2024/wordml/sdtformatlock" xmlns:w16se="http://schemas.microsoft.com/office/word/2015/wordml/symex" xmlns:wpg="http://schemas.microsoft.com/office/word/2010/wordprocessingGroup" xmlns:wpi="http://schemas.microsoft.com/office/word/2010/wordprocessingInk" xmlns:wne="http://schemas.microsoft.com/office/word/2006/wordml" xmlns:wps="http://schemas.microsoft.com/office/word/2010/wordprocessingShape" mc:Ignorable="w14 w15 w16se w16cid w16 w16cex w16sdtdh w16sdtfl w16du wp14">
   <w:abstractNum w:abstractNumId="0" w15:restartNumberingAfterBreak="0">
-    <w:nsid w:val="02F4689F"/>
+    <w:nsid w:val="1C163ACD"/>
     <w:multiLevelType w:val="singleLevel"/>
     <w:tmpl w:val="04090001"/>
     <w:lvl w:ilvl="0">
@@ -372,7 +372,7 @@
     </w:lvl>
   </w:abstractNum>
   <w:abstractNum w:abstractNumId="1" w15:restartNumberingAfterBreak="0">
-    <w:nsid w:val="426725AC"/>
+    <w:nsid w:val="2B533EA8"/>
     <w:multiLevelType w:val="singleLevel"/>
     <w:tmpl w:val="04090001"/>
     <w:lvl w:ilvl="0">
@@ -389,7 +389,7 @@
     </w:lvl>
   </w:abstractNum>
   <w:abstractNum w:abstractNumId="2" w15:restartNumberingAfterBreak="0">
-    <w:nsid w:val="6E476DD5"/>
+    <w:nsid w:val="465C08EB"/>
     <w:multiLevelType w:val="singleLevel"/>
     <w:tmpl w:val="04090001"/>
     <w:lvl w:ilvl="0">
@@ -405,14 +405,14 @@
       </w:rPr>
     </w:lvl>
   </w:abstractNum>
-  <w:num w:numId="1" w16cid:durableId="1611931407">
-    <w:abstractNumId w:val="1"/>
+  <w:num w:numId="1" w16cid:durableId="1827283210">
+    <w:abstractNumId w:val="2"/>
   </w:num>
-  <w:num w:numId="2" w16cid:durableId="1130856443">
+  <w:num w:numId="2" w16cid:durableId="254899895">
     <w:abstractNumId w:val="0"/>
   </w:num>
-  <w:num w:numId="3" w16cid:durableId="248774724">
-    <w:abstractNumId w:val="2"/>
+  <w:num w:numId="3" w16cid:durableId="1553425278">
+    <w:abstractNumId w:val="1"/>
   </w:num>
 </w:numbering>
 </file>
@@ -825,7 +825,7 @@
     <w:link w:val="Balk1Char"/>
     <w:uiPriority w:val="9"/>
     <w:qFormat/>
-    <w:rsid w:val="00A61ABD"/>
+    <w:rsid w:val="00B53ED8"/>
     <w:pPr>
       <w:keepNext/>
       <w:keepLines/>
@@ -847,7 +847,7 @@
     <w:uiPriority w:val="9"/>
     <w:unhideWhenUsed/>
     <w:qFormat/>
-    <w:rsid w:val="00A61ABD"/>
+    <w:rsid w:val="00B53ED8"/>
     <w:pPr>
       <w:keepNext/>
       <w:keepLines/>
@@ -870,7 +870,7 @@
     <w:semiHidden/>
     <w:unhideWhenUsed/>
     <w:qFormat/>
-    <w:rsid w:val="00A61ABD"/>
+    <w:rsid w:val="00B53ED8"/>
     <w:pPr>
       <w:keepNext/>
       <w:keepLines/>
@@ -893,7 +893,7 @@
     <w:semiHidden/>
     <w:unhideWhenUsed/>
     <w:qFormat/>
-    <w:rsid w:val="00A61ABD"/>
+    <w:rsid w:val="00B53ED8"/>
     <w:pPr>
       <w:keepNext/>
       <w:keepLines/>
@@ -916,7 +916,7 @@
     <w:semiHidden/>
     <w:unhideWhenUsed/>
     <w:qFormat/>
-    <w:rsid w:val="00A61ABD"/>
+    <w:rsid w:val="00B53ED8"/>
     <w:pPr>
       <w:keepNext/>
       <w:keepLines/>
@@ -937,7 +937,7 @@
     <w:semiHidden/>
     <w:unhideWhenUsed/>
     <w:qFormat/>
-    <w:rsid w:val="00A61ABD"/>
+    <w:rsid w:val="00B53ED8"/>
     <w:pPr>
       <w:keepNext/>
       <w:keepLines/>
@@ -960,7 +960,7 @@
     <w:semiHidden/>
     <w:unhideWhenUsed/>
     <w:qFormat/>
-    <w:rsid w:val="00A61ABD"/>
+    <w:rsid w:val="00B53ED8"/>
     <w:pPr>
       <w:keepNext/>
       <w:keepLines/>
@@ -981,7 +981,7 @@
     <w:semiHidden/>
     <w:unhideWhenUsed/>
     <w:qFormat/>
-    <w:rsid w:val="00A61ABD"/>
+    <w:rsid w:val="00B53ED8"/>
     <w:pPr>
       <w:keepNext/>
       <w:keepLines/>
@@ -1004,7 +1004,7 @@
     <w:semiHidden/>
     <w:unhideWhenUsed/>
     <w:qFormat/>
-    <w:rsid w:val="00A61ABD"/>
+    <w:rsid w:val="00B53ED8"/>
     <w:pPr>
       <w:keepNext/>
       <w:keepLines/>
@@ -1048,7 +1048,7 @@
     <w:basedOn w:val="VarsaylanParagrafYazTipi"/>
     <w:link w:val="Balk1"/>
     <w:uiPriority w:val="9"/>
-    <w:rsid w:val="00A61ABD"/>
+    <w:rsid w:val="00B53ED8"/>
     <w:rPr>
       <w:rFonts w:asciiTheme="majorHAnsi" w:eastAsiaTheme="majorEastAsia" w:hAnsiTheme="majorHAnsi" w:cstheme="majorBidi"/>
       <w:color w:val="2F5496" w:themeColor="accent1" w:themeShade="BF"/>
@@ -1061,7 +1061,7 @@
     <w:basedOn w:val="VarsaylanParagrafYazTipi"/>
     <w:link w:val="Balk2"/>
     <w:uiPriority w:val="9"/>
-    <w:rsid w:val="00A61ABD"/>
+    <w:rsid w:val="00B53ED8"/>
     <w:rPr>
       <w:rFonts w:asciiTheme="majorHAnsi" w:eastAsiaTheme="majorEastAsia" w:hAnsiTheme="majorHAnsi" w:cstheme="majorBidi"/>
       <w:color w:val="2F5496" w:themeColor="accent1" w:themeShade="BF"/>
@@ -1075,7 +1075,7 @@
     <w:link w:val="Balk3"/>
     <w:uiPriority w:val="9"/>
     <w:semiHidden/>
-    <w:rsid w:val="00A61ABD"/>
+    <w:rsid w:val="00B53ED8"/>
     <w:rPr>
       <w:rFonts w:eastAsiaTheme="majorEastAsia" w:cstheme="majorBidi"/>
       <w:color w:val="2F5496" w:themeColor="accent1" w:themeShade="BF"/>
@@ -1089,7 +1089,7 @@
     <w:link w:val="Balk4"/>
     <w:uiPriority w:val="9"/>
     <w:semiHidden/>
-    <w:rsid w:val="00A61ABD"/>
+    <w:rsid w:val="00B53ED8"/>
     <w:rPr>
       <w:rFonts w:eastAsiaTheme="majorEastAsia" w:cstheme="majorBidi"/>
       <w:i/>
@@ -1103,7 +1103,7 @@
     <w:link w:val="Balk5"/>
     <w:uiPriority w:val="9"/>
     <w:semiHidden/>
-    <w:rsid w:val="00A61ABD"/>
+    <w:rsid w:val="00B53ED8"/>
     <w:rPr>
       <w:rFonts w:eastAsiaTheme="majorEastAsia" w:cstheme="majorBidi"/>
       <w:color w:val="2F5496" w:themeColor="accent1" w:themeShade="BF"/>
@@ -1115,7 +1115,7 @@
     <w:link w:val="Balk6"/>
     <w:uiPriority w:val="9"/>
     <w:semiHidden/>
-    <w:rsid w:val="00A61ABD"/>
+    <w:rsid w:val="00B53ED8"/>
     <w:rPr>
       <w:rFonts w:eastAsiaTheme="majorEastAsia" w:cstheme="majorBidi"/>
       <w:i/>
@@ -1129,7 +1129,7 @@
     <w:link w:val="Balk7"/>
     <w:uiPriority w:val="9"/>
     <w:semiHidden/>
-    <w:rsid w:val="00A61ABD"/>
+    <w:rsid w:val="00B53ED8"/>
     <w:rPr>
       <w:rFonts w:eastAsiaTheme="majorEastAsia" w:cstheme="majorBidi"/>
       <w:color w:val="595959" w:themeColor="text1" w:themeTint="A6"/>
@@ -1141,7 +1141,7 @@
     <w:link w:val="Balk8"/>
     <w:uiPriority w:val="9"/>
     <w:semiHidden/>
-    <w:rsid w:val="00A61ABD"/>
+    <w:rsid w:val="00B53ED8"/>
     <w:rPr>
       <w:rFonts w:eastAsiaTheme="majorEastAsia" w:cstheme="majorBidi"/>
       <w:i/>
@@ -1155,7 +1155,7 @@
     <w:link w:val="Balk9"/>
     <w:uiPriority w:val="9"/>
     <w:semiHidden/>
-    <w:rsid w:val="00A61ABD"/>
+    <w:rsid w:val="00B53ED8"/>
     <w:rPr>
       <w:rFonts w:eastAsiaTheme="majorEastAsia" w:cstheme="majorBidi"/>
       <w:color w:val="272727" w:themeColor="text1" w:themeTint="D8"/>
@@ -1168,7 +1168,7 @@
     <w:link w:val="KonuBalChar"/>
     <w:uiPriority w:val="10"/>
     <w:qFormat/>
-    <w:rsid w:val="00A61ABD"/>
+    <w:rsid w:val="00B53ED8"/>
     <w:pPr>
       <w:spacing w:after="80" w:line="240" w:lineRule="auto"/>
       <w:contextualSpacing/>
@@ -1186,7 +1186,7 @@
     <w:basedOn w:val="VarsaylanParagrafYazTipi"/>
     <w:link w:val="KonuBal"/>
     <w:uiPriority w:val="10"/>
-    <w:rsid w:val="00A61ABD"/>
+    <w:rsid w:val="00B53ED8"/>
     <w:rPr>
       <w:rFonts w:asciiTheme="majorHAnsi" w:eastAsiaTheme="majorEastAsia" w:hAnsiTheme="majorHAnsi" w:cstheme="majorBidi"/>
       <w:spacing w:val="-10"/>
@@ -1202,7 +1202,7 @@
     <w:link w:val="AltyazChar"/>
     <w:uiPriority w:val="11"/>
     <w:qFormat/>
-    <w:rsid w:val="00A61ABD"/>
+    <w:rsid w:val="00B53ED8"/>
     <w:pPr>
       <w:numPr>
         <w:ilvl w:val="1"/>
@@ -1221,7 +1221,7 @@
     <w:basedOn w:val="VarsaylanParagrafYazTipi"/>
     <w:link w:val="Altyaz"/>
     <w:uiPriority w:val="11"/>
-    <w:rsid w:val="00A61ABD"/>
+    <w:rsid w:val="00B53ED8"/>
     <w:rPr>
       <w:rFonts w:eastAsiaTheme="majorEastAsia" w:cstheme="majorBidi"/>
       <w:color w:val="595959" w:themeColor="text1" w:themeTint="A6"/>
@@ -1237,7 +1237,7 @@
     <w:link w:val="AlntChar"/>
     <w:uiPriority w:val="29"/>
     <w:qFormat/>
-    <w:rsid w:val="00A61ABD"/>
+    <w:rsid w:val="00B53ED8"/>
     <w:pPr>
       <w:spacing w:before="160"/>
       <w:jc w:val="center"/>
@@ -1253,7 +1253,7 @@
     <w:basedOn w:val="VarsaylanParagrafYazTipi"/>
     <w:link w:val="Alnt"/>
     <w:uiPriority w:val="29"/>
-    <w:rsid w:val="00A61ABD"/>
+    <w:rsid w:val="00B53ED8"/>
     <w:rPr>
       <w:i/>
       <w:iCs/>
@@ -1265,7 +1265,7 @@
     <w:basedOn w:val="Normal"/>
     <w:uiPriority w:val="34"/>
     <w:qFormat/>
-    <w:rsid w:val="00A61ABD"/>
+    <w:rsid w:val="00B53ED8"/>
     <w:pPr>
       <w:ind w:left="720"/>
       <w:contextualSpacing/>
@@ -1276,7 +1276,7 @@
     <w:basedOn w:val="VarsaylanParagrafYazTipi"/>
     <w:uiPriority w:val="21"/>
     <w:qFormat/>
-    <w:rsid w:val="00A61ABD"/>
+    <w:rsid w:val="00B53ED8"/>
     <w:rPr>
       <w:i/>
       <w:iCs/>
@@ -1290,7 +1290,7 @@
     <w:link w:val="GlAlntChar"/>
     <w:uiPriority w:val="30"/>
     <w:qFormat/>
-    <w:rsid w:val="00A61ABD"/>
+    <w:rsid w:val="00B53ED8"/>
     <w:pPr>
       <w:pBdr>
         <w:top w:val="single" w:sz="4" w:space="10" w:color="2F5496" w:themeColor="accent1" w:themeShade="BF"/>
@@ -1311,7 +1311,7 @@
     <w:basedOn w:val="VarsaylanParagrafYazTipi"/>
     <w:link w:val="GlAlnt"/>
     <w:uiPriority w:val="30"/>
-    <w:rsid w:val="00A61ABD"/>
+    <w:rsid w:val="00B53ED8"/>
     <w:rPr>
       <w:i/>
       <w:iCs/>
@@ -1323,7 +1323,7 @@
     <w:basedOn w:val="VarsaylanParagrafYazTipi"/>
     <w:uiPriority w:val="32"/>
     <w:qFormat/>
-    <w:rsid w:val="00A61ABD"/>
+    <w:rsid w:val="00B53ED8"/>
     <w:rPr>
       <w:b/>
       <w:bCs/>
